--- a/examples/target.docx
+++ b/examples/target.docx
@@ -7,35 +7,43 @@
         <w:jc w:val="center"/>
       </w:pPr>
       <w:r>
-        <w:t>《示例课程》</w:t>
+        <w:rPr>
+          <w:rFonts w:ascii="Calibri" w:hAnsi="Calibri" w:eastAsia="Calibri"/>
+          <w:b w:val="0"/>
+          <w:i w:val="0"/>
+          <w:sz w:val="44"/>
+        </w:rPr>
+        <w:t>《示例课程标准》</w:t>
       </w:r>
     </w:p>
     <w:p>
+      <w:pPr>
+        <w:spacing w:after="1701"/>
+        <w:jc w:val="center"/>
+      </w:pPr>
       <w:r>
         <w:rPr>
-          <w:sz w:val="40"/>
+          <w:rFonts w:ascii="Arial" w:hAnsi="Arial" w:eastAsia="Arial"/>
+          <w:b/>
+          <w:i w:val="0"/>
+          <w:sz w:val="72"/>
         </w:rPr>
         <w:t>课程标准</w:t>
       </w:r>
     </w:p>
     <w:p/>
+    <w:p/>
+    <w:p/>
     <w:p>
       <w:pPr>
-        <w:sectPr>
-          <w:pgSz w:w="12240" w:h="15840"/>
-          <w:pgMar w:top="1440" w:right="1800" w:bottom="1440" w:left="1800" w:header="720" w:footer="720" w:gutter="0"/>
-          <w:cols w:space="720"/>
-          <w:docGrid w:linePitch="360"/>
-        </w:sectPr>
-      </w:pPr>
-    </w:p>
-    <w:p>
-      <w:pPr>
-        <w:jc w:val="left"/>
+        <w:jc w:val="center"/>
       </w:pPr>
       <w:r>
         <w:rPr>
-          <w:sz w:val="28"/>
+          <w:rFonts w:ascii="Times New Roman" w:hAnsi="Times New Roman" w:eastAsia="Times New Roman"/>
+          <w:b w:val="0"/>
+          <w:i w:val="0"/>
+          <w:sz w:val="36"/>
         </w:rPr>
         <w:t>目录</w:t>
       </w:r>
@@ -43,55 +51,128 @@
     <w:p>
       <w:r>
         <w:rPr>
-          <w:rFonts w:ascii="黑体" w:hAnsi="黑体"/>
+          <w:rFonts w:ascii="Calibri" w:hAnsi="Calibri" w:eastAsia="Calibri"/>
+          <w:b w:val="0"/>
+          <w:i w:val="0"/>
+          <w:sz w:val="20"/>
         </w:rPr>
-        <w:t>一、课程定位与目标</w:t>
+        <w:t>目录内容</w:t>
       </w:r>
     </w:p>
     <w:p>
+      <w:pPr>
+        <w:spacing w:line="240" w:lineRule="auto"/>
+      </w:pPr>
       <w:r>
         <w:rPr>
-          <w:sz w:val="20"/>
+          <w:rFonts w:ascii="Arial" w:hAnsi="Arial" w:eastAsia="Arial"/>
+          <w:b w:val="0"/>
+          <w:i w:val="0"/>
+          <w:sz w:val="28"/>
+        </w:rPr>
+        <w:t>一、课程定位与性质</w:t>
+      </w:r>
+    </w:p>
+    <w:p>
+      <w:pPr>
+        <w:spacing w:line="240" w:lineRule="auto"/>
+      </w:pPr>
+      <w:r>
+        <w:rPr>
+          <w:rFonts w:ascii="Calibri" w:hAnsi="Calibri" w:eastAsia="Calibri"/>
+          <w:b w:val="0"/>
+          <w:i w:val="0"/>
+          <w:sz w:val="32"/>
+        </w:rPr>
+        <w:t>二、课程目标</w:t>
+      </w:r>
+    </w:p>
+    <w:p>
+      <w:pPr>
+        <w:spacing w:line="240" w:lineRule="auto"/>
+      </w:pPr>
+      <w:r>
+        <w:rPr>
+          <w:rFonts w:ascii="Times New Roman" w:hAnsi="Times New Roman" w:eastAsia="Times New Roman"/>
+          <w:b w:val="0"/>
+          <w:i w:val="0"/>
+          <w:sz w:val="28"/>
+        </w:rPr>
+        <w:t>三、课程内容</w:t>
+      </w:r>
+    </w:p>
+    <w:p>
+      <w:pPr>
+        <w:spacing w:after="120"/>
+        <w:jc w:val="center"/>
+      </w:pPr>
+      <w:r>
+        <w:rPr>
+          <w:rFonts w:ascii="Calibri" w:hAnsi="Calibri" w:eastAsia="Calibri"/>
+          <w:b w:val="0"/>
+          <w:i w:val="0"/>
+          <w:sz w:val="32"/>
+        </w:rPr>
+        <w:t>《示例课程标准》</w:t>
+      </w:r>
+    </w:p>
+    <w:p>
+      <w:pPr>
+        <w:spacing w:line="240" w:lineRule="auto" w:before="120"/>
+        <w:ind w:firstLine="283"/>
+      </w:pPr>
+      <w:r>
+        <w:rPr>
+          <w:rFonts w:ascii="Arial" w:hAnsi="Arial" w:eastAsia="Arial"/>
+          <w:b w:val="0"/>
+          <w:i w:val="0"/>
+          <w:sz w:val="28"/>
+        </w:rPr>
+        <w:t>一、课程定位与性质</w:t>
+      </w:r>
+    </w:p>
+    <w:p>
+      <w:pPr>
+        <w:spacing w:line="240" w:lineRule="auto"/>
+        <w:ind w:firstLine="170"/>
+      </w:pPr>
+      <w:r>
+        <w:rPr>
+          <w:rFonts w:ascii="Calibri" w:hAnsi="Calibri" w:eastAsia="Calibri"/>
+          <w:b w:val="0"/>
+          <w:i w:val="0"/>
+          <w:sz w:val="24"/>
         </w:rPr>
         <w:t>（一）课程性质</w:t>
       </w:r>
     </w:p>
     <w:p>
       <w:pPr>
+        <w:spacing w:line="240" w:lineRule="auto"/>
+      </w:pPr>
+      <w:r>
+        <w:rPr>
+          <w:rFonts w:ascii="Calibri" w:hAnsi="Calibri" w:eastAsia="Calibri"/>
+          <w:b w:val="0"/>
+          <w:i w:val="0"/>
+          <w:sz w:val="24"/>
+        </w:rPr>
+        <w:t>本课程是专业核心课程，旨在培养学生的"编程思维"和"实际开发能力"。</w:t>
+      </w:r>
+    </w:p>
+    <w:p>
+      <w:pPr>
+        <w:spacing w:line="240" w:lineRule="auto"/>
         <w:jc w:val="left"/>
       </w:pPr>
       <w:r>
         <w:rPr>
-          <w:rFonts w:ascii="黑体" w:hAnsi="黑体"/>
-          <w:sz w:val="36"/>
+          <w:rFonts w:ascii="Times New Roman" w:hAnsi="Times New Roman" w:eastAsia="Times New Roman"/>
+          <w:b w:val="0"/>
+          <w:i w:val="0"/>
+          <w:sz w:val="22"/>
         </w:rPr>
-        <w:t>《示例课程》课程标准</w:t>
-      </w:r>
-    </w:p>
-    <w:p>
-      <w:r>
-        <w:rPr>
-          <w:rFonts w:ascii="黑体" w:hAnsi="黑体"/>
-          <w:b w:val="0"/>
-          <w:sz w:val="32"/>
-        </w:rPr>
-        <w:t>一、课程定位与目标</w:t>
-      </w:r>
-    </w:p>
-    <w:p>
-      <w:pPr>
-        <w:ind w:firstLine="420"/>
-      </w:pPr>
-      <w:r>
-        <w:t>本课程是专业核心课程，旨在培养学生的"编程思维"和"实际开发能力"。</w:t>
-      </w:r>
-    </w:p>
-    <w:p>
-      <w:r>
-        <w:rPr>
-          <w:rFonts w:ascii="楷体" w:hAnsi="楷体"/>
-        </w:rPr>
-        <w:t>（一）课程性质</w:t>
+        <w:t>通过本课程的学习，学生将掌握基本的编程技能和软件开发方法。</w:t>
       </w:r>
     </w:p>
     <w:tbl>
@@ -109,68 +190,239 @@
         <w:tc>
           <w:tcPr>
             <w:tcW w:type="dxa" w:w="2880"/>
+            <w:tcBorders>
+              <w:top w:val="dashed" w:sz="6" w:space="0" w:color="FF0000"/>
+              <w:left w:val="dashed" w:sz="6" w:space="0" w:color="FF0000"/>
+              <w:bottom w:val="dashed" w:sz="6" w:space="0" w:color="FF0000"/>
+              <w:right w:val="dashed" w:sz="6" w:space="0" w:color="FF0000"/>
+            </w:tcBorders>
           </w:tcPr>
-          <w:p/>
+          <w:p>
+            <w:r>
+              <w:rPr>
+                <w:rFonts w:ascii="Arial" w:hAnsi="Arial" w:eastAsia="Arial"/>
+                <w:b w:val="0"/>
+                <w:i w:val="0"/>
+                <w:sz w:val="28"/>
+              </w:rPr>
+              <w:t>序号</w:t>
+            </w:r>
+          </w:p>
         </w:tc>
         <w:tc>
           <w:tcPr>
             <w:tcW w:type="dxa" w:w="2880"/>
+            <w:tcBorders>
+              <w:top w:val="dashed" w:sz="6" w:space="0" w:color="FF0000"/>
+              <w:left w:val="dashed" w:sz="6" w:space="0" w:color="FF0000"/>
+              <w:bottom w:val="dashed" w:sz="6" w:space="0" w:color="FF0000"/>
+              <w:right w:val="dashed" w:sz="6" w:space="0" w:color="FF0000"/>
+            </w:tcBorders>
           </w:tcPr>
-          <w:p/>
+          <w:p>
+            <w:r>
+              <w:rPr>
+                <w:rFonts w:ascii="Arial" w:hAnsi="Arial" w:eastAsia="Arial"/>
+                <w:b w:val="0"/>
+                <w:i w:val="0"/>
+                <w:sz w:val="28"/>
+              </w:rPr>
+              <w:t>项目</w:t>
+            </w:r>
+          </w:p>
         </w:tc>
         <w:tc>
           <w:tcPr>
             <w:tcW w:type="dxa" w:w="2880"/>
+            <w:tcBorders>
+              <w:top w:val="dashed" w:sz="6" w:space="0" w:color="FF0000"/>
+              <w:left w:val="dashed" w:sz="6" w:space="0" w:color="FF0000"/>
+              <w:bottom w:val="dashed" w:sz="6" w:space="0" w:color="FF0000"/>
+              <w:right w:val="dashed" w:sz="6" w:space="0" w:color="FF0000"/>
+            </w:tcBorders>
           </w:tcPr>
-          <w:p/>
+          <w:p>
+            <w:r>
+              <w:rPr>
+                <w:rFonts w:ascii="Arial" w:hAnsi="Arial" w:eastAsia="Arial"/>
+                <w:b w:val="0"/>
+                <w:i w:val="0"/>
+                <w:sz w:val="28"/>
+              </w:rPr>
+              <w:t>内容</w:t>
+            </w:r>
+          </w:p>
         </w:tc>
       </w:tr>
       <w:tr>
         <w:tc>
           <w:tcPr>
             <w:tcW w:type="dxa" w:w="2880"/>
+            <w:tcBorders>
+              <w:top w:val="dashed" w:sz="6" w:space="0" w:color="FF0000"/>
+              <w:left w:val="dashed" w:sz="6" w:space="0" w:color="FF0000"/>
+              <w:bottom w:val="dashed" w:sz="6" w:space="0" w:color="FF0000"/>
+              <w:right w:val="dashed" w:sz="6" w:space="0" w:color="FF0000"/>
+            </w:tcBorders>
           </w:tcPr>
-          <w:p/>
+          <w:p>
+            <w:r>
+              <w:rPr>
+                <w:rFonts w:ascii="Calibri" w:hAnsi="Calibri" w:eastAsia="Calibri"/>
+                <w:b w:val="0"/>
+                <w:i w:val="0"/>
+                <w:sz w:val="20"/>
+              </w:rPr>
+              <w:t>1</w:t>
+            </w:r>
+          </w:p>
         </w:tc>
         <w:tc>
           <w:tcPr>
             <w:tcW w:type="dxa" w:w="2880"/>
+            <w:tcBorders>
+              <w:top w:val="dashed" w:sz="6" w:space="0" w:color="FF0000"/>
+              <w:left w:val="dashed" w:sz="6" w:space="0" w:color="FF0000"/>
+              <w:bottom w:val="dashed" w:sz="6" w:space="0" w:color="FF0000"/>
+              <w:right w:val="dashed" w:sz="6" w:space="0" w:color="FF0000"/>
+            </w:tcBorders>
           </w:tcPr>
-          <w:p/>
+          <w:p>
+            <w:r>
+              <w:rPr>
+                <w:rFonts w:ascii="Calibri" w:hAnsi="Calibri" w:eastAsia="Calibri"/>
+                <w:b w:val="0"/>
+                <w:i w:val="0"/>
+                <w:sz w:val="20"/>
+              </w:rPr>
+              <w:t>课程名称</w:t>
+            </w:r>
+          </w:p>
         </w:tc>
         <w:tc>
           <w:tcPr>
             <w:tcW w:type="dxa" w:w="2880"/>
+            <w:tcBorders>
+              <w:top w:val="dashed" w:sz="6" w:space="0" w:color="FF0000"/>
+              <w:left w:val="dashed" w:sz="6" w:space="0" w:color="FF0000"/>
+              <w:bottom w:val="dashed" w:sz="6" w:space="0" w:color="FF0000"/>
+              <w:right w:val="dashed" w:sz="6" w:space="0" w:color="FF0000"/>
+            </w:tcBorders>
           </w:tcPr>
-          <w:p/>
+          <w:p>
+            <w:r>
+              <w:rPr>
+                <w:rFonts w:ascii="Calibri" w:hAnsi="Calibri" w:eastAsia="Calibri"/>
+                <w:b w:val="0"/>
+                <w:i w:val="0"/>
+                <w:sz w:val="20"/>
+              </w:rPr>
+              <w:t>示例课程</w:t>
+            </w:r>
+          </w:p>
         </w:tc>
       </w:tr>
       <w:tr>
         <w:tc>
           <w:tcPr>
             <w:tcW w:type="dxa" w:w="2880"/>
+            <w:tcBorders>
+              <w:top w:val="dashed" w:sz="6" w:space="0" w:color="FF0000"/>
+              <w:left w:val="dashed" w:sz="6" w:space="0" w:color="FF0000"/>
+              <w:bottom w:val="dashed" w:sz="6" w:space="0" w:color="FF0000"/>
+              <w:right w:val="dashed" w:sz="6" w:space="0" w:color="FF0000"/>
+            </w:tcBorders>
           </w:tcPr>
-          <w:p/>
+          <w:p>
+            <w:r>
+              <w:rPr>
+                <w:rFonts w:ascii="Calibri" w:hAnsi="Calibri" w:eastAsia="Calibri"/>
+                <w:b w:val="0"/>
+                <w:i w:val="0"/>
+                <w:sz w:val="20"/>
+              </w:rPr>
+              <w:t>2</w:t>
+            </w:r>
+          </w:p>
         </w:tc>
         <w:tc>
           <w:tcPr>
             <w:tcW w:type="dxa" w:w="2880"/>
+            <w:tcBorders>
+              <w:top w:val="dashed" w:sz="6" w:space="0" w:color="FF0000"/>
+              <w:left w:val="dashed" w:sz="6" w:space="0" w:color="FF0000"/>
+              <w:bottom w:val="dashed" w:sz="6" w:space="0" w:color="FF0000"/>
+              <w:right w:val="dashed" w:sz="6" w:space="0" w:color="FF0000"/>
+            </w:tcBorders>
           </w:tcPr>
-          <w:p/>
+          <w:p>
+            <w:r>
+              <w:rPr>
+                <w:rFonts w:ascii="Calibri" w:hAnsi="Calibri" w:eastAsia="Calibri"/>
+                <w:b w:val="0"/>
+                <w:i w:val="0"/>
+                <w:sz w:val="20"/>
+              </w:rPr>
+              <w:t>学时</w:t>
+            </w:r>
+          </w:p>
         </w:tc>
         <w:tc>
           <w:tcPr>
             <w:tcW w:type="dxa" w:w="2880"/>
+            <w:tcBorders>
+              <w:top w:val="dashed" w:sz="6" w:space="0" w:color="FF0000"/>
+              <w:left w:val="dashed" w:sz="6" w:space="0" w:color="FF0000"/>
+              <w:bottom w:val="dashed" w:sz="6" w:space="0" w:color="FF0000"/>
+              <w:right w:val="dashed" w:sz="6" w:space="0" w:color="FF0000"/>
+            </w:tcBorders>
           </w:tcPr>
-          <w:p/>
+          <w:p>
+            <w:r>
+              <w:rPr>
+                <w:rFonts w:ascii="Calibri" w:hAnsi="Calibri" w:eastAsia="Calibri"/>
+                <w:b w:val="0"/>
+                <w:i w:val="0"/>
+                <w:sz w:val="20"/>
+              </w:rPr>
+              <w:t>64</w:t>
+            </w:r>
+          </w:p>
         </w:tc>
       </w:tr>
     </w:tbl>
     <w:p/>
-    <w:p/>
+    <w:p>
+      <w:pPr>
+        <w:jc w:val="center"/>
+      </w:pPr>
+      <w:r>
+        <w:rPr>
+          <w:rFonts w:ascii="Arial" w:hAnsi="Arial" w:eastAsia="Arial"/>
+          <w:b w:val="0"/>
+          <w:i w:val="0"/>
+          <w:sz w:val="36"/>
+        </w:rPr>
+        <w:t>附录</w:t>
+      </w:r>
+    </w:p>
+    <w:p>
+      <w:pPr>
+        <w:spacing w:line="240" w:lineRule="auto"/>
+      </w:pPr>
+      <w:r>
+        <w:rPr>
+          <w:rFonts w:ascii="Calibri" w:hAnsi="Calibri" w:eastAsia="Calibri"/>
+          <w:b w:val="0"/>
+          <w:i w:val="0"/>
+          <w:sz w:val="20"/>
+        </w:rPr>
+        <w:t>本课程标准由教务处负责解释。</w:t>
+      </w:r>
+    </w:p>
     <w:sectPr>
       <w:pgSz w:w="12240" w:h="15840"/>
-      <w:pgMar w:top="2160" w:right="1800" w:bottom="1440" w:left="1800" w:header="720" w:footer="720" w:gutter="0"/>
+      <w:pgMar w:top="1440" w:right="1800" w:bottom="1440" w:left="1800" w:header="720" w:footer="720" w:gutter="0"/>
       <w:cols w:space="720"/>
       <w:docGrid w:linePitch="360"/>
     </w:sectPr>
